--- a/SITP/OS/Notes/M14_Linux_Internals.docx
+++ b/SITP/OS/Notes/M14_Linux_Internals.docx
@@ -2379,40 +2379,69 @@
         <w:t xml:space="preserve"> </w:t>
       </w:r>
       <w:r>
-        <w:t xml:space="preserve">- **pthread_create()</w:t>
-      </w:r>
-      <w:r>
-        <w:rPr>
-          <w:rStyle w:val="VerbatimChar"/>
-        </w:rPr>
-        <w:t xml:space="preserve">** ≈</w:t>
-      </w:r>
-      <w:r>
+        <w:t xml:space="preserve">-</w:t>
+      </w:r>
+      <w:r>
+        <w:t xml:space="preserve"> </w:t>
+      </w:r>
+      <w:r>
+        <w:rPr>
+          <w:rStyle w:val="VerbatimChar"/>
+          <w:b/>
+          <w:bCs/>
+        </w:rPr>
+        <w:t xml:space="preserve">pthread_create()</w:t>
+      </w:r>
+      <w:r>
+        <w:t xml:space="preserve"> </w:t>
+      </w:r>
+      <w:r>
+        <w:t xml:space="preserve">≈</w:t>
+      </w:r>
+      <w:r>
+        <w:t xml:space="preserve"> </w:t>
+      </w:r>
+      <w:r>
+        <w:rPr>
+          <w:rStyle w:val="VerbatimChar"/>
+        </w:rPr>
         <w:t xml:space="preserve">clone()</w:t>
       </w:r>
       <w:r>
-        <w:rPr>
-          <w:rStyle w:val="VerbatimChar"/>
-        </w:rPr>
+        <w:t xml:space="preserve"> </w:t>
+      </w:r>
+      <w:r>
         <w:t xml:space="preserve">with</w:t>
       </w:r>
       <w:r>
-        <w:t xml:space="preserve">CLONE_VM | CLONE_FILES | CLONE_SIGHAND</w:t>
-      </w:r>
-      <w:r>
-        <w:t xml:space="preserve"> </w:t>
-      </w:r>
-      <w:r>
-        <w:t xml:space="preserve">| CLONE_THREAD</w:t>
-      </w:r>
-      <w:r>
-        <w:rPr>
-          <w:rStyle w:val="VerbatimChar"/>
-        </w:rPr>
+        <w:t xml:space="preserve"> </w:t>
+      </w:r>
+      <w:r>
+        <w:rPr>
+          <w:rStyle w:val="VerbatimChar"/>
+        </w:rPr>
+        <w:t xml:space="preserve">CLONE_VM | CLONE_FILES | CLONE_SIGHAND   | CLONE_THREAD</w:t>
+      </w:r>
+      <w:r>
+        <w:t xml:space="preserve"> </w:t>
+      </w:r>
+      <w:r>
         <w:t xml:space="preserve">(share everything). Both end up as a</w:t>
       </w:r>
       <w:r>
-        <w:t xml:space="preserve">task_struct` on the same</w:t>
+        <w:t xml:space="preserve"> </w:t>
+      </w:r>
+      <w:r>
+        <w:rPr>
+          <w:rStyle w:val="VerbatimChar"/>
+        </w:rPr>
+        <w:t xml:space="preserve">task_struct</w:t>
+      </w:r>
+      <w:r>
+        <w:t xml:space="preserve"> </w:t>
+      </w:r>
+      <w:r>
+        <w:t xml:space="preserve">on the same</w:t>
       </w:r>
       <w:r>
         <w:t xml:space="preserve"> </w:t>

--- a/SITP/OS/Notes/M14_Linux_Internals.docx
+++ b/SITP/OS/Notes/M14_Linux_Internals.docx
@@ -15644,24 +15644,34 @@
   <w:style w:default="1" w:styleId="Table" w:type="table">
     <w:name w:val="Table"/>
     <w:basedOn w:val="TableNormal"/>
-    <w:semiHidden/>
-    <w:unhideWhenUsed/>
     <w:qFormat/>
     <w:tblPr>
       <w:tblInd w:type="dxa" w:w="0"/>
+      <w:tblBorders>
+        <w:top w:color="808080" w:space="0" w:sz="4" w:val="single"/>
+        <w:left w:color="808080" w:space="0" w:sz="4" w:val="single"/>
+        <w:bottom w:color="808080" w:space="0" w:sz="4" w:val="single"/>
+        <w:right w:color="808080" w:space="0" w:sz="4" w:val="single"/>
+        <w:insideH w:color="BFBFBF" w:space="0" w:sz="4" w:val="single"/>
+        <w:insideV w:color="BFBFBF" w:space="0" w:sz="4" w:val="single"/>
+      </w:tblBorders>
       <w:tblCellMar>
-        <w:top w:type="dxa" w:w="0"/>
+        <w:top w:type="dxa" w:w="40"/>
         <w:left w:type="dxa" w:w="108"/>
-        <w:bottom w:type="dxa" w:w="0"/>
+        <w:bottom w:type="dxa" w:w="40"/>
         <w:right w:type="dxa" w:w="108"/>
       </w:tblCellMar>
     </w:tblPr>
     <w:tblStylePr w:type="firstRow">
+      <w:rPr>
+        <w:b/>
+      </w:rPr>
       <w:tcPr>
+        <w:shd w:color="auto" w:fill="DDEBF7" w:val="clear"/>
         <w:tcBorders>
-          <w:bottom w:val="single"/>
+          <w:bottom w:color="1F4E78" w:space="0" w:sz="8" w:val="single"/>
         </w:tcBorders>
-        <w:vAlign w:val="bottom"/>
+        <w:vAlign w:val="center"/>
       </w:tcPr>
     </w:tblStylePr>
   </w:style>
